--- a/Scikit_learn/house_Price_Prediction/kc_house_data_Project.docx
+++ b/Scikit_learn/house_Price_Prediction/kc_house_data_Project.docx
@@ -1041,7 +1041,6 @@
           <w:szCs w:val="32"/>
           <w:u w:val="single"/>
         </w:rPr>
-        <w:lastRenderedPageBreak/>
         <w:t>Logistic Regression</w:t>
       </w:r>
       <w:r>
@@ -1292,7 +1291,6 @@
           <w:szCs w:val="32"/>
           <w:u w:val="single"/>
         </w:rPr>
-        <w:lastRenderedPageBreak/>
         <w:t>Naive Bayes</w:t>
       </w:r>
       <w:r>
@@ -1826,7 +1824,6 @@
           <w:szCs w:val="32"/>
           <w:u w:val="single"/>
         </w:rPr>
-        <w:lastRenderedPageBreak/>
         <w:t>Decision Tree Classifier</w:t>
       </w:r>
       <w:r>
@@ -2029,7 +2026,6 @@
           <w:szCs w:val="32"/>
           <w:u w:val="single"/>
         </w:rPr>
-        <w:lastRenderedPageBreak/>
         <w:t>Random Forest Classifier</w:t>
       </w:r>
       <w:r>
@@ -2275,7 +2271,6 @@
           <w:szCs w:val="32"/>
           <w:u w:val="single"/>
         </w:rPr>
-        <w:lastRenderedPageBreak/>
         <w:t>Ridge Classifier</w:t>
       </w:r>
       <w:r>
@@ -2534,7 +2529,6 @@
           <w:szCs w:val="32"/>
           <w:u w:val="single"/>
         </w:rPr>
-        <w:lastRenderedPageBreak/>
         <w:t>K-Nearest Neighbors (KNN)</w:t>
       </w:r>
       <w:r>
@@ -2688,6 +2682,631 @@
           <w:rFonts w:ascii="Times New Roman" w:hAnsi="Times New Roman" w:cs="Times New Roman"/>
           <w:noProof/>
           <w:color w:val="EE0000"/>
+        </w:rPr>
+      </w:pPr>
+    </w:p>
+    <w:p>
+      <w:pPr>
+        <w:jc w:val="both"/>
+        <w:rPr>
+          <w:rFonts w:ascii="Times New Roman" w:hAnsi="Times New Roman" w:cs="Times New Roman"/>
+          <w:noProof/>
+          <w:color w:val="EE0000"/>
+        </w:rPr>
+      </w:pPr>
+    </w:p>
+    <w:p>
+      <w:pPr>
+        <w:jc w:val="both"/>
+        <w:rPr>
+          <w:rFonts w:ascii="Times New Roman" w:hAnsi="Times New Roman" w:cs="Times New Roman"/>
+          <w:noProof/>
+          <w:color w:val="EE0000"/>
+        </w:rPr>
+      </w:pPr>
+    </w:p>
+    <w:p>
+      <w:pPr>
+        <w:jc w:val="both"/>
+        <w:rPr>
+          <w:rFonts w:ascii="Times New Roman" w:hAnsi="Times New Roman" w:cs="Times New Roman"/>
+          <w:noProof/>
+          <w:color w:val="EE0000"/>
+        </w:rPr>
+      </w:pPr>
+    </w:p>
+    <w:p>
+      <w:pPr>
+        <w:jc w:val="both"/>
+        <w:rPr>
+          <w:rFonts w:ascii="Times New Roman" w:hAnsi="Times New Roman" w:cs="Times New Roman"/>
+          <w:noProof/>
+          <w:color w:val="EE0000"/>
+        </w:rPr>
+      </w:pPr>
+    </w:p>
+    <w:p>
+      <w:pPr>
+        <w:jc w:val="both"/>
+        <w:rPr>
+          <w:rFonts w:ascii="Times New Roman" w:hAnsi="Times New Roman" w:cs="Times New Roman"/>
+          <w:noProof/>
+          <w:color w:val="EE0000"/>
+        </w:rPr>
+      </w:pPr>
+    </w:p>
+    <w:p>
+      <w:pPr>
+        <w:jc w:val="both"/>
+        <w:rPr>
+          <w:rFonts w:ascii="Times New Roman" w:hAnsi="Times New Roman" w:cs="Times New Roman"/>
+          <w:b/>
+          <w:bCs/>
+          <w:noProof/>
+          <w:color w:val="EE0000"/>
+          <w:sz w:val="32"/>
+          <w:szCs w:val="32"/>
+          <w:u w:val="single"/>
+        </w:rPr>
+      </w:pPr>
+      <w:r>
+        <w:rPr>
+          <w:rFonts w:ascii="Times New Roman" w:hAnsi="Times New Roman" w:cs="Times New Roman"/>
+          <w:b/>
+          <w:bCs/>
+          <w:noProof/>
+          <w:color w:val="EE0000"/>
+          <w:sz w:val="32"/>
+          <w:szCs w:val="32"/>
+          <w:u w:val="single"/>
+        </w:rPr>
+        <w:t>Gradient Boosting Classifier</w:t>
+      </w:r>
+      <w:r>
+        <w:rPr>
+          <w:rFonts w:ascii="Times New Roman" w:hAnsi="Times New Roman" w:cs="Times New Roman"/>
+          <w:b/>
+          <w:bCs/>
+          <w:noProof/>
+          <w:color w:val="EE0000"/>
+          <w:sz w:val="32"/>
+          <w:szCs w:val="32"/>
+        </w:rPr>
+        <w:t>:</w:t>
+      </w:r>
+    </w:p>
+    <w:p>
+      <w:pPr>
+        <w:jc w:val="both"/>
+        <w:rPr>
+          <w:rFonts w:ascii="Times New Roman" w:hAnsi="Times New Roman" w:cs="Times New Roman"/>
+          <w:noProof/>
+        </w:rPr>
+      </w:pPr>
+      <w:r>
+        <w:rPr>
+          <w:rFonts w:ascii="Times New Roman" w:hAnsi="Times New Roman" w:cs="Times New Roman"/>
+          <w:b/>
+          <w:bCs/>
+          <w:noProof/>
+        </w:rPr>
+        <w:t>Gradient Boosting Classifier</w:t>
+      </w:r>
+      <w:r>
+        <w:rPr>
+          <w:rFonts w:ascii="Times New Roman" w:hAnsi="Times New Roman" w:cs="Times New Roman"/>
+          <w:noProof/>
+        </w:rPr>
+        <w:t xml:space="preserve"> is a powerful machine learning algorithm used for solving classification problems. It works by combining multiple small decision trees to build a strong predictive model. Instead of creating all trees at once, it builds them one after another in a sequential manner. Each new tree is trained to correct the mistakes made by the previous trees, which helps the model improve step by step. The algorithm pays more attention to the data points that were wrongly predicted earlier, making it more accurate over time. Because of this learning process, Gradient Boosting often performs better than simpler models. However, it can take more time to train and requires careful tuning to achieve the best results</w:t>
+      </w:r>
+      <w:r>
+        <w:rPr>
+          <w:rFonts w:ascii="Times New Roman" w:hAnsi="Times New Roman" w:cs="Times New Roman"/>
+          <w:noProof/>
+        </w:rPr>
+        <w:t>.</w:t>
+      </w:r>
+    </w:p>
+    <w:p>
+      <w:pPr>
+        <w:jc w:val="both"/>
+        <w:rPr>
+          <w:rFonts w:ascii="Times New Roman" w:hAnsi="Times New Roman" w:cs="Times New Roman"/>
+          <w:noProof/>
+        </w:rPr>
+      </w:pPr>
+    </w:p>
+    <w:p>
+      <w:pPr>
+        <w:jc w:val="both"/>
+        <w:rPr>
+          <w:rFonts w:ascii="Times New Roman" w:hAnsi="Times New Roman" w:cs="Times New Roman"/>
+          <w:noProof/>
+        </w:rPr>
+      </w:pPr>
+      <w:r>
+        <w:rPr>
+          <w:rFonts w:ascii="Times New Roman" w:hAnsi="Times New Roman" w:cs="Times New Roman"/>
+          <w:noProof/>
+        </w:rPr>
+        <w:drawing>
+          <wp:inline distT="0" distB="0" distL="0" distR="0" wp14:anchorId="0FEA1D37" wp14:editId="097507E4">
+            <wp:extent cx="5731510" cy="4175125"/>
+            <wp:effectExtent l="0" t="0" r="2540" b="0"/>
+            <wp:docPr id="1988537528" name="Picture 2"/>
+            <wp:cNvGraphicFramePr>
+              <a:graphicFrameLocks xmlns:a="http://schemas.openxmlformats.org/drawingml/2006/main" noChangeAspect="1"/>
+            </wp:cNvGraphicFramePr>
+            <a:graphic xmlns:a="http://schemas.openxmlformats.org/drawingml/2006/main">
+              <a:graphicData uri="http://schemas.openxmlformats.org/drawingml/2006/picture">
+                <pic:pic xmlns:pic="http://schemas.openxmlformats.org/drawingml/2006/picture">
+                  <pic:nvPicPr>
+                    <pic:cNvPr id="1988537528" name="Picture 1988537528"/>
+                    <pic:cNvPicPr/>
+                  </pic:nvPicPr>
+                  <pic:blipFill>
+                    <a:blip r:embed="rId12" cstate="print">
+                      <a:extLst>
+                        <a:ext uri="{28A0092B-C50C-407E-A947-70E740481C1C}">
+                          <a14:useLocalDpi xmlns:a14="http://schemas.microsoft.com/office/drawing/2010/main" val="0"/>
+                        </a:ext>
+                      </a:extLst>
+                    </a:blip>
+                    <a:stretch>
+                      <a:fillRect/>
+                    </a:stretch>
+                  </pic:blipFill>
+                  <pic:spPr>
+                    <a:xfrm>
+                      <a:off x="0" y="0"/>
+                      <a:ext cx="5731510" cy="4175125"/>
+                    </a:xfrm>
+                    <a:prstGeom prst="rect">
+                      <a:avLst/>
+                    </a:prstGeom>
+                  </pic:spPr>
+                </pic:pic>
+              </a:graphicData>
+            </a:graphic>
+          </wp:inline>
+        </w:drawing>
+      </w:r>
+    </w:p>
+    <w:p>
+      <w:pPr>
+        <w:rPr>
+          <w:rFonts w:ascii="Times New Roman" w:hAnsi="Times New Roman" w:cs="Times New Roman"/>
+        </w:rPr>
+      </w:pPr>
+    </w:p>
+    <w:p>
+      <w:pPr>
+        <w:rPr>
+          <w:rFonts w:ascii="Times New Roman" w:hAnsi="Times New Roman" w:cs="Times New Roman"/>
+          <w:noProof/>
+        </w:rPr>
+      </w:pPr>
+    </w:p>
+    <w:p>
+      <w:pPr>
+        <w:ind w:firstLine="720"/>
+        <w:rPr>
+          <w:rFonts w:ascii="Times New Roman" w:hAnsi="Times New Roman" w:cs="Times New Roman"/>
+        </w:rPr>
+      </w:pPr>
+    </w:p>
+    <w:p>
+      <w:pPr>
+        <w:ind w:firstLine="720"/>
+        <w:rPr>
+          <w:rFonts w:ascii="Times New Roman" w:hAnsi="Times New Roman" w:cs="Times New Roman"/>
+        </w:rPr>
+      </w:pPr>
+    </w:p>
+    <w:p>
+      <w:pPr>
+        <w:ind w:firstLine="720"/>
+        <w:rPr>
+          <w:rFonts w:ascii="Times New Roman" w:hAnsi="Times New Roman" w:cs="Times New Roman"/>
+        </w:rPr>
+      </w:pPr>
+    </w:p>
+    <w:p>
+      <w:pPr>
+        <w:ind w:firstLine="720"/>
+        <w:rPr>
+          <w:rFonts w:ascii="Times New Roman" w:hAnsi="Times New Roman" w:cs="Times New Roman"/>
+        </w:rPr>
+      </w:pPr>
+    </w:p>
+    <w:p>
+      <w:pPr>
+        <w:ind w:firstLine="720"/>
+        <w:rPr>
+          <w:rFonts w:ascii="Times New Roman" w:hAnsi="Times New Roman" w:cs="Times New Roman"/>
+        </w:rPr>
+      </w:pPr>
+    </w:p>
+    <w:p>
+      <w:pPr>
+        <w:jc w:val="both"/>
+        <w:rPr>
+          <w:rFonts w:ascii="Times New Roman" w:hAnsi="Times New Roman" w:cs="Times New Roman"/>
+          <w:color w:val="EE0000"/>
+          <w:sz w:val="32"/>
+          <w:szCs w:val="32"/>
+        </w:rPr>
+      </w:pPr>
+      <w:r>
+        <w:rPr>
+          <w:rFonts w:ascii="Times New Roman" w:hAnsi="Times New Roman" w:cs="Times New Roman"/>
+          <w:b/>
+          <w:bCs/>
+          <w:color w:val="EE0000"/>
+          <w:sz w:val="32"/>
+          <w:szCs w:val="32"/>
+          <w:u w:val="single"/>
+        </w:rPr>
+        <w:t>AdaBoost Classifier</w:t>
+      </w:r>
+      <w:r>
+        <w:rPr>
+          <w:rFonts w:ascii="Times New Roman" w:hAnsi="Times New Roman" w:cs="Times New Roman"/>
+          <w:b/>
+          <w:bCs/>
+          <w:color w:val="EE0000"/>
+          <w:sz w:val="32"/>
+          <w:szCs w:val="32"/>
+        </w:rPr>
+        <w:t>:</w:t>
+      </w:r>
+    </w:p>
+    <w:p>
+      <w:pPr>
+        <w:jc w:val="both"/>
+        <w:rPr>
+          <w:rFonts w:ascii="Times New Roman" w:hAnsi="Times New Roman" w:cs="Times New Roman"/>
+        </w:rPr>
+      </w:pPr>
+      <w:r>
+        <w:rPr>
+          <w:rFonts w:ascii="Times New Roman" w:hAnsi="Times New Roman" w:cs="Times New Roman"/>
+          <w:b/>
+          <w:bCs/>
+        </w:rPr>
+        <w:t>AdaBoost Classifier</w:t>
+      </w:r>
+      <w:r>
+        <w:rPr>
+          <w:rFonts w:ascii="Times New Roman" w:hAnsi="Times New Roman" w:cs="Times New Roman"/>
+        </w:rPr>
+        <w:t>, short for Adaptive Boosting, is a machine learning algorithm used for classification tasks. It works by combining multiple weak learners, usually simple decision trees, to create a strong model. The algorithm trains models sequentially, where each new model focuses more on the data points that were misclassified by the previous ones. It assigns higher importance (weights) to incorrectly predicted samples so that the next model pays more attention to them. Over time, this process improves the overall accuracy of the model. AdaBoost is simple to understand and often performs well on structured data. However, it can be sensitive to noisy data and outliers, which may affect its performance.</w:t>
+      </w:r>
+    </w:p>
+    <w:p>
+      <w:pPr>
+        <w:jc w:val="both"/>
+        <w:rPr>
+          <w:rFonts w:ascii="Times New Roman" w:hAnsi="Times New Roman" w:cs="Times New Roman"/>
+        </w:rPr>
+      </w:pPr>
+    </w:p>
+    <w:p>
+      <w:pPr>
+        <w:jc w:val="both"/>
+        <w:rPr>
+          <w:rFonts w:ascii="Times New Roman" w:hAnsi="Times New Roman" w:cs="Times New Roman"/>
+        </w:rPr>
+      </w:pPr>
+      <w:r>
+        <w:rPr>
+          <w:rFonts w:ascii="Times New Roman" w:hAnsi="Times New Roman" w:cs="Times New Roman"/>
+          <w:noProof/>
+        </w:rPr>
+        <w:drawing>
+          <wp:inline distT="0" distB="0" distL="0" distR="0" wp14:anchorId="4281D6E8" wp14:editId="107EAE29">
+            <wp:extent cx="6315710" cy="3962400"/>
+            <wp:effectExtent l="0" t="0" r="8890" b="0"/>
+            <wp:docPr id="866412496" name="Picture 4"/>
+            <wp:cNvGraphicFramePr>
+              <a:graphicFrameLocks xmlns:a="http://schemas.openxmlformats.org/drawingml/2006/main" noChangeAspect="1"/>
+            </wp:cNvGraphicFramePr>
+            <a:graphic xmlns:a="http://schemas.openxmlformats.org/drawingml/2006/main">
+              <a:graphicData uri="http://schemas.openxmlformats.org/drawingml/2006/picture">
+                <pic:pic xmlns:pic="http://schemas.openxmlformats.org/drawingml/2006/picture">
+                  <pic:nvPicPr>
+                    <pic:cNvPr id="866412496" name="Picture 866412496"/>
+                    <pic:cNvPicPr/>
+                  </pic:nvPicPr>
+                  <pic:blipFill>
+                    <a:blip r:embed="rId13">
+                      <a:extLst>
+                        <a:ext uri="{28A0092B-C50C-407E-A947-70E740481C1C}">
+                          <a14:useLocalDpi xmlns:a14="http://schemas.microsoft.com/office/drawing/2010/main" val="0"/>
+                        </a:ext>
+                      </a:extLst>
+                    </a:blip>
+                    <a:stretch>
+                      <a:fillRect/>
+                    </a:stretch>
+                  </pic:blipFill>
+                  <pic:spPr>
+                    <a:xfrm>
+                      <a:off x="0" y="0"/>
+                      <a:ext cx="6323722" cy="3967427"/>
+                    </a:xfrm>
+                    <a:prstGeom prst="rect">
+                      <a:avLst/>
+                    </a:prstGeom>
+                  </pic:spPr>
+                </pic:pic>
+              </a:graphicData>
+            </a:graphic>
+          </wp:inline>
+        </w:drawing>
+      </w:r>
+    </w:p>
+    <w:p>
+      <w:pPr>
+        <w:ind w:firstLine="720"/>
+        <w:rPr>
+          <w:rFonts w:ascii="Times New Roman" w:hAnsi="Times New Roman" w:cs="Times New Roman"/>
+        </w:rPr>
+      </w:pPr>
+    </w:p>
+    <w:p>
+      <w:pPr>
+        <w:rPr>
+          <w:rFonts w:ascii="Times New Roman" w:hAnsi="Times New Roman" w:cs="Times New Roman"/>
+        </w:rPr>
+      </w:pPr>
+    </w:p>
+    <w:p>
+      <w:pPr>
+        <w:rPr>
+          <w:rFonts w:ascii="Times New Roman" w:hAnsi="Times New Roman" w:cs="Times New Roman"/>
+        </w:rPr>
+      </w:pPr>
+    </w:p>
+    <w:p>
+      <w:pPr>
+        <w:ind w:firstLine="720"/>
+        <w:rPr>
+          <w:rFonts w:ascii="Times New Roman" w:hAnsi="Times New Roman" w:cs="Times New Roman"/>
+        </w:rPr>
+      </w:pPr>
+    </w:p>
+    <w:p>
+      <w:pPr>
+        <w:ind w:firstLine="720"/>
+        <w:rPr>
+          <w:rFonts w:ascii="Times New Roman" w:hAnsi="Times New Roman" w:cs="Times New Roman"/>
+        </w:rPr>
+      </w:pPr>
+    </w:p>
+    <w:p>
+      <w:pPr>
+        <w:ind w:firstLine="720"/>
+        <w:rPr>
+          <w:rFonts w:ascii="Times New Roman" w:hAnsi="Times New Roman" w:cs="Times New Roman"/>
+        </w:rPr>
+      </w:pPr>
+    </w:p>
+    <w:p>
+      <w:pPr>
+        <w:rPr>
+          <w:rFonts w:ascii="Times New Roman" w:hAnsi="Times New Roman" w:cs="Times New Roman"/>
+          <w:b/>
+          <w:bCs/>
+          <w:sz w:val="32"/>
+          <w:szCs w:val="32"/>
+        </w:rPr>
+      </w:pPr>
+    </w:p>
+    <w:p>
+      <w:pPr>
+        <w:rPr>
+          <w:rFonts w:ascii="Times New Roman" w:hAnsi="Times New Roman" w:cs="Times New Roman"/>
+          <w:b/>
+          <w:bCs/>
+          <w:color w:val="EE0000"/>
+          <w:sz w:val="32"/>
+          <w:szCs w:val="32"/>
+        </w:rPr>
+      </w:pPr>
+      <w:r>
+        <w:rPr>
+          <w:rFonts w:ascii="Times New Roman" w:hAnsi="Times New Roman" w:cs="Times New Roman"/>
+          <w:b/>
+          <w:bCs/>
+          <w:color w:val="EE0000"/>
+          <w:sz w:val="32"/>
+          <w:szCs w:val="32"/>
+          <w:u w:val="single"/>
+        </w:rPr>
+        <w:t>Extra Trees Classifier</w:t>
+      </w:r>
+      <w:r>
+        <w:rPr>
+          <w:rFonts w:ascii="Times New Roman" w:hAnsi="Times New Roman" w:cs="Times New Roman"/>
+          <w:b/>
+          <w:bCs/>
+          <w:color w:val="EE0000"/>
+          <w:sz w:val="32"/>
+          <w:szCs w:val="32"/>
+        </w:rPr>
+        <w:t>:</w:t>
+      </w:r>
+    </w:p>
+    <w:p>
+      <w:pPr>
+        <w:jc w:val="both"/>
+        <w:rPr>
+          <w:rFonts w:ascii="Times New Roman" w:hAnsi="Times New Roman" w:cs="Times New Roman"/>
+        </w:rPr>
+      </w:pPr>
+      <w:r>
+        <w:rPr>
+          <w:rFonts w:ascii="Times New Roman" w:hAnsi="Times New Roman" w:cs="Times New Roman"/>
+        </w:rPr>
+        <w:t>Extra Trees Classifier, also known as Extremely Randomized Trees, is a machine learning algorithm used for classification problems. It is based on an ensemble of decision trees, similar to Random Forest, but with more randomness. In this method, each decision tree is built using the entire training dataset, and splits are chosen randomly rather than being optimized. This extra randomness helps reduce overfitting and makes the model more robust. The final prediction is made by combining the results of all the trees through majority voting. Extra Trees Classifier is fast to train and works well on large datasets. It often provides good accuracy, especially when compared to simpler models.</w:t>
+      </w:r>
+    </w:p>
+    <w:p>
+      <w:pPr>
+        <w:jc w:val="both"/>
+        <w:rPr>
+          <w:rFonts w:ascii="Times New Roman" w:hAnsi="Times New Roman" w:cs="Times New Roman"/>
+        </w:rPr>
+      </w:pPr>
+    </w:p>
+    <w:p>
+      <w:pPr>
+        <w:jc w:val="both"/>
+        <w:rPr>
+          <w:rFonts w:ascii="Times New Roman" w:hAnsi="Times New Roman" w:cs="Times New Roman"/>
+        </w:rPr>
+      </w:pPr>
+      <w:r>
+        <w:rPr>
+          <w:rFonts w:ascii="Times New Roman" w:hAnsi="Times New Roman" w:cs="Times New Roman"/>
+          <w:noProof/>
+        </w:rPr>
+        <w:drawing>
+          <wp:inline distT="0" distB="0" distL="0" distR="0" wp14:anchorId="7BB48753" wp14:editId="6CA08F72">
+            <wp:extent cx="5941060" cy="3276600"/>
+            <wp:effectExtent l="0" t="0" r="2540" b="0"/>
+            <wp:docPr id="2035184143" name="Picture 5"/>
+            <wp:cNvGraphicFramePr>
+              <a:graphicFrameLocks xmlns:a="http://schemas.openxmlformats.org/drawingml/2006/main" noChangeAspect="1"/>
+            </wp:cNvGraphicFramePr>
+            <a:graphic xmlns:a="http://schemas.openxmlformats.org/drawingml/2006/main">
+              <a:graphicData uri="http://schemas.openxmlformats.org/drawingml/2006/picture">
+                <pic:pic xmlns:pic="http://schemas.openxmlformats.org/drawingml/2006/picture">
+                  <pic:nvPicPr>
+                    <pic:cNvPr id="2035184143" name="Picture 2035184143"/>
+                    <pic:cNvPicPr/>
+                  </pic:nvPicPr>
+                  <pic:blipFill>
+                    <a:blip r:embed="rId14">
+                      <a:extLst>
+                        <a:ext uri="{28A0092B-C50C-407E-A947-70E740481C1C}">
+                          <a14:useLocalDpi xmlns:a14="http://schemas.microsoft.com/office/drawing/2010/main" val="0"/>
+                        </a:ext>
+                      </a:extLst>
+                    </a:blip>
+                    <a:stretch>
+                      <a:fillRect/>
+                    </a:stretch>
+                  </pic:blipFill>
+                  <pic:spPr>
+                    <a:xfrm>
+                      <a:off x="0" y="0"/>
+                      <a:ext cx="5941060" cy="3276600"/>
+                    </a:xfrm>
+                    <a:prstGeom prst="rect">
+                      <a:avLst/>
+                    </a:prstGeom>
+                  </pic:spPr>
+                </pic:pic>
+              </a:graphicData>
+            </a:graphic>
+          </wp:inline>
+        </w:drawing>
+      </w:r>
+    </w:p>
+    <w:p>
+      <w:pPr>
+        <w:rPr>
+          <w:rFonts w:ascii="Times New Roman" w:hAnsi="Times New Roman" w:cs="Times New Roman"/>
+        </w:rPr>
+      </w:pPr>
+    </w:p>
+    <w:p>
+      <w:pPr>
+        <w:ind w:firstLine="720"/>
+        <w:rPr>
+          <w:rFonts w:ascii="Times New Roman" w:hAnsi="Times New Roman" w:cs="Times New Roman"/>
+        </w:rPr>
+      </w:pPr>
+    </w:p>
+    <w:p>
+      <w:pPr>
+        <w:ind w:firstLine="720"/>
+        <w:rPr>
+          <w:rFonts w:ascii="Times New Roman" w:hAnsi="Times New Roman" w:cs="Times New Roman"/>
+        </w:rPr>
+      </w:pPr>
+    </w:p>
+    <w:p>
+      <w:pPr>
+        <w:ind w:firstLine="720"/>
+        <w:rPr>
+          <w:rFonts w:ascii="Times New Roman" w:hAnsi="Times New Roman" w:cs="Times New Roman"/>
+        </w:rPr>
+      </w:pPr>
+    </w:p>
+    <w:p>
+      <w:pPr>
+        <w:ind w:firstLine="720"/>
+        <w:rPr>
+          <w:rFonts w:ascii="Times New Roman" w:hAnsi="Times New Roman" w:cs="Times New Roman"/>
+        </w:rPr>
+      </w:pPr>
+    </w:p>
+    <w:p>
+      <w:pPr>
+        <w:ind w:firstLine="720"/>
+        <w:rPr>
+          <w:rFonts w:ascii="Times New Roman" w:hAnsi="Times New Roman" w:cs="Times New Roman"/>
+        </w:rPr>
+      </w:pPr>
+    </w:p>
+    <w:p>
+      <w:pPr>
+        <w:ind w:firstLine="720"/>
+        <w:rPr>
+          <w:rFonts w:ascii="Times New Roman" w:hAnsi="Times New Roman" w:cs="Times New Roman"/>
+        </w:rPr>
+      </w:pPr>
+    </w:p>
+    <w:p>
+      <w:pPr>
+        <w:ind w:firstLine="720"/>
+        <w:rPr>
+          <w:rFonts w:ascii="Times New Roman" w:hAnsi="Times New Roman" w:cs="Times New Roman"/>
+        </w:rPr>
+      </w:pPr>
+    </w:p>
+    <w:p>
+      <w:pPr>
+        <w:ind w:firstLine="720"/>
+        <w:rPr>
+          <w:rFonts w:ascii="Times New Roman" w:hAnsi="Times New Roman" w:cs="Times New Roman"/>
+        </w:rPr>
+      </w:pPr>
+    </w:p>
+    <w:p>
+      <w:pPr>
+        <w:ind w:firstLine="720"/>
+        <w:rPr>
+          <w:rFonts w:ascii="Times New Roman" w:hAnsi="Times New Roman" w:cs="Times New Roman"/>
+        </w:rPr>
+      </w:pPr>
+    </w:p>
+    <w:p>
+      <w:pPr>
+        <w:ind w:firstLine="720"/>
+        <w:rPr>
+          <w:rFonts w:ascii="Times New Roman" w:hAnsi="Times New Roman" w:cs="Times New Roman"/>
+        </w:rPr>
+      </w:pPr>
+    </w:p>
+    <w:p>
+      <w:pPr>
+        <w:ind w:firstLine="720"/>
+        <w:rPr>
+          <w:rFonts w:ascii="Times New Roman" w:hAnsi="Times New Roman" w:cs="Times New Roman"/>
         </w:rPr>
       </w:pPr>
     </w:p>
@@ -4210,6 +4829,7 @@
   <w:style w:type="paragraph" w:default="1" w:styleId="Normal">
     <w:name w:val="Normal"/>
     <w:qFormat/>
+    <w:rsid w:val="00121B70"/>
   </w:style>
   <w:style w:type="paragraph" w:styleId="Heading1">
     <w:name w:val="heading 1"/>
